--- a/Plano de ensino/Rubrica_Mestre_Projeto_Integrador.docx
+++ b/Plano de ensino/Rubrica_Mestre_Projeto_Integrador.docx
@@ -71,7 +71,7 @@
         <w:t xml:space="preserve"> </w:t>
       </w:r>
       <w:r>
-        <w:t xml:space="preserve">Blender → 3D Coat → Unity</w:t>
+        <w:t xml:space="preserve">Blender → 3DCoatTextura → Unity</w:t>
       </w:r>
     </w:p>
     <w:p>
@@ -7036,7 +7036,7 @@
               <w:rPr>
                 <w:i/>
               </w:rPr>
-              <w:t xml:space="preserve">O asset ficou bem na Unity, mas o normal map parece fraco comparado ao 3D Coat.</w:t>
+              <w:t xml:space="preserve">O asset ficou bem na Unity, mas o normal map parece fraco comparado ao 3DCoatTextura.</w:t>
             </w:r>
             <w:r>
               <w:rPr>
